--- a/New HSSE Management System 2026/Checklists/01-DAN-CKL-HSE-000002__Jun_2026_REV01_Critical_Activities_Checklist.docx
+++ b/New HSSE Management System 2026/Checklists/01-DAN-CKL-HSE-000002__Jun_2026_REV01_Critical_Activities_Checklist.docx
@@ -28,15 +28,15 @@
           <w:p>
             <w:pPr>
               <w:rPr>
-                <w:rFonts w:ascii="Readex Pro Medium" w:hAnsi="Readex Pro Medium" w:cs="Readex Pro Medium"/>
-                <w:color w:val="000000" w:themeColor="text1"/>
-                <w:sz w:val="14"/>
-                <w:szCs w:val="14"/>
-              </w:rPr>
-            </w:pPr>
-            <w:r>
-              <w:rPr>
-                <w:rFonts w:ascii="Readex Pro Medium" w:hAnsi="Readex Pro Medium" w:cs="Readex Pro Medium"/>
+                <w:rFonts w:ascii="Tahoma" w:hAnsi="Tahoma" w:cs="Tahoma"/>
+                <w:color w:val="000000" w:themeColor="text1"/>
+                <w:sz w:val="14"/>
+                <w:szCs w:val="14"/>
+              </w:rPr>
+            </w:pPr>
+            <w:r>
+              <w:rPr>
+                <w:rFonts w:ascii="Tahoma" w:hAnsi="Tahoma" w:cs="Tahoma"/>
                 <w:b/>
                 <w:bCs/>
                 <w:color w:val="FFFFFF" w:themeColor="background1"/>
@@ -57,7 +57,7 @@
           <w:p>
             <w:pPr>
               <w:rPr>
-                <w:rFonts w:ascii="Readex Pro Light" w:hAnsi="Readex Pro Light" w:cs="Readex Pro Light"/>
+                <w:rFonts w:ascii="Tahoma" w:hAnsi="Tahoma" w:cs="Tahoma"/>
                 <w:b/>
                 <w:bCs/>
                 <w:color w:val="000000" w:themeColor="text1"/>
@@ -67,7 +67,7 @@
             </w:pPr>
             <w:r>
               <w:rPr>
-                <w:rFonts w:ascii="Readex Pro Light" w:hAnsi="Readex Pro Light" w:cs="Readex Pro Light"/>
+                <w:rFonts w:ascii="Tahoma" w:hAnsi="Tahoma" w:cs="Tahoma"/>
                 <w:b/>
                 <w:bCs/>
                 <w:color w:val="000000" w:themeColor="text1"/>
@@ -86,7 +86,7 @@
           <w:p>
             <w:pPr>
               <w:rPr>
-                <w:rFonts w:ascii="Readex Pro Light" w:hAnsi="Readex Pro Light" w:cs="Readex Pro Light"/>
+                <w:rFonts w:ascii="Tahoma" w:hAnsi="Tahoma" w:cs="Tahoma"/>
                 <w:b/>
                 <w:bCs/>
                 <w:color w:val="000000" w:themeColor="text1"/>
@@ -96,7 +96,7 @@
             </w:pPr>
             <w:r>
               <w:rPr>
-                <w:rFonts w:ascii="Readex Pro Light" w:hAnsi="Readex Pro Light" w:cs="Readex Pro Light"/>
+                <w:rFonts w:ascii="Tahoma" w:hAnsi="Tahoma" w:cs="Tahoma"/>
                 <w:b/>
                 <w:bCs/>
                 <w:color w:val="000000" w:themeColor="text1"/>
@@ -117,7 +117,7 @@
           <w:p>
             <w:pPr>
               <w:rPr>
-                <w:rFonts w:ascii="Readex Pro Light" w:hAnsi="Readex Pro Light" w:cs="Readex Pro Light"/>
+                <w:rFonts w:ascii="Tahoma" w:hAnsi="Tahoma" w:cs="Tahoma"/>
                 <w:b/>
                 <w:bCs/>
                 <w:color w:val="000000" w:themeColor="text1"/>
@@ -127,7 +127,7 @@
             </w:pPr>
             <w:r>
               <w:rPr>
-                <w:rFonts w:ascii="Readex Pro Light" w:hAnsi="Readex Pro Light" w:cs="Readex Pro Light"/>
+                <w:rFonts w:ascii="Tahoma" w:hAnsi="Tahoma" w:cs="Tahoma"/>
                 <w:b/>
                 <w:bCs/>
                 <w:color w:val="000000" w:themeColor="text1"/>
@@ -146,7 +146,7 @@
           <w:p>
             <w:pPr>
               <w:rPr>
-                <w:rFonts w:ascii="Readex Pro Light" w:hAnsi="Readex Pro Light" w:cs="Readex Pro Light"/>
+                <w:rFonts w:ascii="Tahoma" w:hAnsi="Tahoma" w:cs="Tahoma"/>
                 <w:b/>
                 <w:bCs/>
                 <w:color w:val="000000" w:themeColor="text1"/>
@@ -156,7 +156,7 @@
             </w:pPr>
             <w:r>
               <w:rPr>
-                <w:rFonts w:ascii="Readex Pro Light" w:hAnsi="Readex Pro Light" w:cs="Readex Pro Light"/>
+                <w:rFonts w:ascii="Tahoma" w:hAnsi="Tahoma" w:cs="Tahoma"/>
                 <w:b/>
                 <w:bCs/>
                 <w:color w:val="000000" w:themeColor="text1"/>
@@ -177,7 +177,7 @@
           <w:p>
             <w:pPr>
               <w:rPr>
-                <w:rFonts w:ascii="Readex Pro Light" w:hAnsi="Readex Pro Light" w:cs="Readex Pro Light"/>
+                <w:rFonts w:ascii="Tahoma" w:hAnsi="Tahoma" w:cs="Tahoma"/>
                 <w:b/>
                 <w:bCs/>
                 <w:color w:val="000000" w:themeColor="text1"/>
@@ -187,7 +187,7 @@
             </w:pPr>
             <w:r>
               <w:rPr>
-                <w:rFonts w:ascii="Readex Pro Light" w:hAnsi="Readex Pro Light" w:cs="Readex Pro Light"/>
+                <w:rFonts w:ascii="Tahoma" w:hAnsi="Tahoma" w:cs="Tahoma"/>
                 <w:b/>
                 <w:bCs/>
                 <w:color w:val="000000" w:themeColor="text1"/>
@@ -206,7 +206,7 @@
           <w:p>
             <w:pPr>
               <w:rPr>
-                <w:rFonts w:ascii="Readex Pro Light" w:hAnsi="Readex Pro Light" w:cs="Readex Pro Light"/>
+                <w:rFonts w:ascii="Tahoma" w:hAnsi="Tahoma" w:cs="Tahoma"/>
                 <w:b/>
                 <w:bCs/>
                 <w:color w:val="000000" w:themeColor="text1"/>
@@ -216,7 +216,7 @@
             </w:pPr>
             <w:r>
               <w:rPr>
-                <w:rFonts w:ascii="Readex Pro Light" w:hAnsi="Readex Pro Light" w:cs="Readex Pro Light"/>
+                <w:rFonts w:ascii="Tahoma" w:hAnsi="Tahoma" w:cs="Tahoma"/>
                 <w:b/>
                 <w:bCs/>
                 <w:color w:val="000000" w:themeColor="text1"/>
@@ -238,7 +238,7 @@
           <w:p>
             <w:pPr>
               <w:rPr>
-                <w:rFonts w:ascii="Readex Pro Medium" w:hAnsi="Readex Pro Medium" w:cs="Readex Pro Medium"/>
+                <w:rFonts w:ascii="Tahoma" w:hAnsi="Tahoma" w:cs="Tahoma"/>
                 <w:b/>
                 <w:bCs/>
                 <w:color w:val="FFFFFF" w:themeColor="background1"/>
@@ -248,7 +248,7 @@
             </w:pPr>
             <w:r>
               <w:rPr>
-                <w:rFonts w:ascii="Readex Pro Medium" w:hAnsi="Readex Pro Medium" w:cs="Readex Pro Medium"/>
+                <w:rFonts w:ascii="Tahoma" w:hAnsi="Tahoma" w:cs="Tahoma"/>
                 <w:b/>
                 <w:bCs/>
                 <w:color w:val="FFFFFF" w:themeColor="background1"/>
@@ -273,7 +273,7 @@
           <w:p>
             <w:pPr>
               <w:rPr>
-                <w:rFonts w:ascii="Readex Pro Medium" w:hAnsi="Readex Pro Medium" w:cs="Readex Pro Medium"/>
+                <w:rFonts w:ascii="Tahoma" w:hAnsi="Tahoma" w:cs="Tahoma"/>
                 <w:b/>
                 <w:bCs/>
                 <w:sz w:val="14"/>
@@ -282,7 +282,7 @@
             </w:pPr>
             <w:r>
               <w:rPr>
-                <w:rFonts w:ascii="Readex Pro Medium" w:hAnsi="Readex Pro Medium" w:cs="Readex Pro Medium"/>
+                <w:rFonts w:ascii="Tahoma" w:hAnsi="Tahoma" w:cs="Tahoma"/>
                 <w:b/>
                 <w:bCs/>
                 <w:sz w:val="14"/>
@@ -301,7 +301,7 @@
           <w:p>
             <w:pPr>
               <w:rPr>
-                <w:rFonts w:ascii="Readex Pro Medium" w:hAnsi="Readex Pro Medium" w:cs="Readex Pro Medium"/>
+                <w:rFonts w:ascii="Tahoma" w:hAnsi="Tahoma" w:cs="Tahoma"/>
                 <w:b/>
                 <w:bCs/>
                 <w:sz w:val="14"/>
@@ -310,7 +310,7 @@
             </w:pPr>
             <w:r>
               <w:rPr>
-                <w:rFonts w:ascii="Readex Pro Medium" w:hAnsi="Readex Pro Medium" w:cs="Readex Pro Medium"/>
+                <w:rFonts w:ascii="Tahoma" w:hAnsi="Tahoma" w:cs="Tahoma"/>
                 <w:b/>
                 <w:bCs/>
                 <w:sz w:val="14"/>
@@ -329,7 +329,7 @@
           <w:p>
             <w:pPr>
               <w:rPr>
-                <w:rFonts w:ascii="Readex Pro Medium" w:hAnsi="Readex Pro Medium" w:cs="Readex Pro Medium"/>
+                <w:rFonts w:ascii="Tahoma" w:hAnsi="Tahoma" w:cs="Tahoma"/>
                 <w:b/>
                 <w:bCs/>
                 <w:sz w:val="14"/>
@@ -338,7 +338,7 @@
             </w:pPr>
             <w:r>
               <w:rPr>
-                <w:rFonts w:ascii="Readex Pro Medium" w:hAnsi="Readex Pro Medium" w:cs="Readex Pro Medium"/>
+                <w:rFonts w:ascii="Tahoma" w:hAnsi="Tahoma" w:cs="Tahoma"/>
                 <w:b/>
                 <w:bCs/>
                 <w:sz w:val="14"/>
@@ -364,7 +364,7 @@
               </w:numPr>
               <w:spacing w:after="0" w:line="240" w:lineRule="auto"/>
               <w:rPr>
-                <w:rFonts w:ascii="Cairo" w:hAnsi="Cairo" w:cs="Cairo"/>
+                <w:rFonts w:ascii="Tahoma" w:hAnsi="Tahoma" w:cs="Tahoma"/>
                 <w:color w:val="000000" w:themeColor="text1"/>
                 <w:sz w:val="14"/>
                 <w:szCs w:val="14"/>
@@ -380,7 +380,7 @@
           <w:p>
             <w:pPr>
               <w:rPr>
-                <w:rFonts w:ascii="Cairo" w:hAnsi="Cairo" w:cs="Cairo"/>
+                <w:rFonts w:ascii="Tahoma" w:hAnsi="Tahoma" w:cs="Tahoma"/>
                 <w:color w:val="000000" w:themeColor="text1"/>
                 <w:sz w:val="14"/>
                 <w:szCs w:val="14"/>
@@ -396,7 +396,7 @@
           <w:p>
             <w:pPr>
               <w:rPr>
-                <w:rFonts w:ascii="Cairo" w:hAnsi="Cairo" w:cs="Cairo"/>
+                <w:rFonts w:ascii="Tahoma" w:hAnsi="Tahoma" w:cs="Tahoma"/>
                 <w:color w:val="000000" w:themeColor="text1"/>
                 <w:sz w:val="14"/>
                 <w:szCs w:val="14"/>
@@ -420,7 +420,7 @@
               </w:numPr>
               <w:spacing w:after="0" w:line="240" w:lineRule="auto"/>
               <w:rPr>
-                <w:rFonts w:ascii="Cairo" w:hAnsi="Cairo" w:cs="Cairo"/>
+                <w:rFonts w:ascii="Tahoma" w:hAnsi="Tahoma" w:cs="Tahoma"/>
                 <w:color w:val="000000" w:themeColor="text1"/>
                 <w:sz w:val="14"/>
                 <w:szCs w:val="14"/>
@@ -436,7 +436,7 @@
           <w:p>
             <w:pPr>
               <w:rPr>
-                <w:rFonts w:ascii="Cairo" w:hAnsi="Cairo" w:cs="Cairo"/>
+                <w:rFonts w:ascii="Tahoma" w:hAnsi="Tahoma" w:cs="Tahoma"/>
                 <w:color w:val="000000" w:themeColor="text1"/>
                 <w:sz w:val="14"/>
                 <w:szCs w:val="14"/>
@@ -452,7 +452,7 @@
           <w:p>
             <w:pPr>
               <w:rPr>
-                <w:rFonts w:ascii="Cairo" w:hAnsi="Cairo" w:cs="Cairo"/>
+                <w:rFonts w:ascii="Tahoma" w:hAnsi="Tahoma" w:cs="Tahoma"/>
                 <w:color w:val="000000" w:themeColor="text1"/>
                 <w:sz w:val="14"/>
                 <w:szCs w:val="14"/>
@@ -476,7 +476,7 @@
               </w:numPr>
               <w:spacing w:after="0" w:line="240" w:lineRule="auto"/>
               <w:rPr>
-                <w:rFonts w:ascii="Cairo" w:hAnsi="Cairo" w:cs="Cairo"/>
+                <w:rFonts w:ascii="Tahoma" w:hAnsi="Tahoma" w:cs="Tahoma"/>
                 <w:color w:val="000000" w:themeColor="text1"/>
                 <w:sz w:val="14"/>
                 <w:szCs w:val="14"/>
@@ -492,7 +492,7 @@
           <w:p>
             <w:pPr>
               <w:rPr>
-                <w:rFonts w:ascii="Cairo" w:hAnsi="Cairo" w:cs="Cairo"/>
+                <w:rFonts w:ascii="Tahoma" w:hAnsi="Tahoma" w:cs="Tahoma"/>
                 <w:color w:val="000000" w:themeColor="text1"/>
                 <w:sz w:val="14"/>
                 <w:szCs w:val="14"/>
@@ -508,7 +508,7 @@
           <w:p>
             <w:pPr>
               <w:rPr>
-                <w:rFonts w:ascii="Cairo" w:hAnsi="Cairo" w:cs="Cairo"/>
+                <w:rFonts w:ascii="Tahoma" w:hAnsi="Tahoma" w:cs="Tahoma"/>
                 <w:color w:val="000000" w:themeColor="text1"/>
                 <w:sz w:val="14"/>
                 <w:szCs w:val="14"/>
@@ -532,7 +532,7 @@
               </w:numPr>
               <w:spacing w:after="0" w:line="240" w:lineRule="auto"/>
               <w:rPr>
-                <w:rFonts w:ascii="Cairo" w:hAnsi="Cairo" w:cs="Cairo"/>
+                <w:rFonts w:ascii="Tahoma" w:hAnsi="Tahoma" w:cs="Tahoma"/>
                 <w:color w:val="000000" w:themeColor="text1"/>
                 <w:sz w:val="14"/>
                 <w:szCs w:val="14"/>
@@ -548,7 +548,7 @@
           <w:p>
             <w:pPr>
               <w:rPr>
-                <w:rFonts w:ascii="Cairo" w:hAnsi="Cairo" w:cs="Cairo"/>
+                <w:rFonts w:ascii="Tahoma" w:hAnsi="Tahoma" w:cs="Tahoma"/>
                 <w:color w:val="000000" w:themeColor="text1"/>
                 <w:sz w:val="14"/>
                 <w:szCs w:val="14"/>
@@ -564,7 +564,7 @@
           <w:p>
             <w:pPr>
               <w:rPr>
-                <w:rFonts w:ascii="Cairo" w:hAnsi="Cairo" w:cs="Cairo"/>
+                <w:rFonts w:ascii="Tahoma" w:hAnsi="Tahoma" w:cs="Tahoma"/>
                 <w:color w:val="000000" w:themeColor="text1"/>
                 <w:sz w:val="14"/>
                 <w:szCs w:val="14"/>
@@ -588,7 +588,7 @@
               </w:numPr>
               <w:spacing w:after="0" w:line="240" w:lineRule="auto"/>
               <w:rPr>
-                <w:rFonts w:ascii="Cairo" w:hAnsi="Cairo" w:cs="Cairo"/>
+                <w:rFonts w:ascii="Tahoma" w:hAnsi="Tahoma" w:cs="Tahoma"/>
                 <w:color w:val="000000" w:themeColor="text1"/>
                 <w:sz w:val="14"/>
                 <w:szCs w:val="14"/>
@@ -604,7 +604,7 @@
           <w:p>
             <w:pPr>
               <w:rPr>
-                <w:rFonts w:ascii="Cairo" w:hAnsi="Cairo" w:cs="Cairo"/>
+                <w:rFonts w:ascii="Tahoma" w:hAnsi="Tahoma" w:cs="Tahoma"/>
                 <w:color w:val="000000" w:themeColor="text1"/>
                 <w:sz w:val="14"/>
                 <w:szCs w:val="14"/>
@@ -620,7 +620,7 @@
           <w:p>
             <w:pPr>
               <w:rPr>
-                <w:rFonts w:ascii="Cairo" w:hAnsi="Cairo" w:cs="Cairo"/>
+                <w:rFonts w:ascii="Tahoma" w:hAnsi="Tahoma" w:cs="Tahoma"/>
                 <w:color w:val="000000" w:themeColor="text1"/>
                 <w:sz w:val="14"/>
                 <w:szCs w:val="14"/>
@@ -639,7 +639,7 @@
           <w:p>
             <w:pPr>
               <w:rPr>
-                <w:rFonts w:ascii="Readex Pro Medium" w:hAnsi="Readex Pro Medium" w:cs="Readex Pro Medium"/>
+                <w:rFonts w:ascii="Tahoma" w:hAnsi="Tahoma" w:cs="Tahoma"/>
                 <w:b/>
                 <w:bCs/>
                 <w:color w:val="FFFFFF" w:themeColor="background1"/>
@@ -649,7 +649,7 @@
             </w:pPr>
             <w:r>
               <w:rPr>
-                <w:rFonts w:ascii="Readex Pro Medium" w:hAnsi="Readex Pro Medium" w:cs="Readex Pro Medium"/>
+                <w:rFonts w:ascii="Tahoma" w:hAnsi="Tahoma" w:cs="Tahoma"/>
                 <w:b/>
                 <w:bCs/>
                 <w:color w:val="FFFFFF" w:themeColor="background1"/>
@@ -668,7 +668,7 @@
           <w:p>
             <w:pPr>
               <w:rPr>
-                <w:rFonts w:ascii="Readex Pro Medium" w:hAnsi="Readex Pro Medium" w:cs="Readex Pro Medium"/>
+                <w:rFonts w:ascii="Tahoma" w:hAnsi="Tahoma" w:cs="Tahoma"/>
                 <w:b/>
                 <w:bCs/>
                 <w:color w:val="FFFFFF" w:themeColor="background1"/>
@@ -678,7 +678,7 @@
             </w:pPr>
             <w:r>
               <w:rPr>
-                <w:rFonts w:ascii="Readex Pro Medium" w:hAnsi="Readex Pro Medium" w:cs="Readex Pro Medium"/>
+                <w:rFonts w:ascii="Tahoma" w:hAnsi="Tahoma" w:cs="Tahoma"/>
                 <w:b/>
                 <w:bCs/>
                 <w:color w:val="FFFFFF" w:themeColor="background1"/>
@@ -698,15 +698,15 @@
           <w:p>
             <w:pPr>
               <w:rPr>
-                <w:rFonts w:ascii="Readex Pro Light" w:hAnsi="Readex Pro Light" w:cs="Readex Pro Light"/>
-                <w:color w:val="000000" w:themeColor="text1"/>
-                <w:sz w:val="14"/>
-                <w:szCs w:val="14"/>
-              </w:rPr>
-            </w:pPr>
-            <w:r>
-              <w:rPr>
-                <w:rFonts w:ascii="Readex Pro Light" w:hAnsi="Readex Pro Light" w:cs="Readex Pro Light"/>
+                <w:rFonts w:ascii="Tahoma" w:hAnsi="Tahoma" w:cs="Tahoma"/>
+                <w:color w:val="000000" w:themeColor="text1"/>
+                <w:sz w:val="14"/>
+                <w:szCs w:val="14"/>
+              </w:rPr>
+            </w:pPr>
+            <w:r>
+              <w:rPr>
+                <w:rFonts w:ascii="Tahoma" w:hAnsi="Tahoma" w:cs="Tahoma"/>
                 <w:color w:val="000000" w:themeColor="text1"/>
                 <w:sz w:val="14"/>
                 <w:szCs w:val="14"/>
@@ -724,15 +724,15 @@
           <w:p>
             <w:pPr>
               <w:rPr>
-                <w:rFonts w:ascii="Readex Pro Light" w:hAnsi="Readex Pro Light" w:cs="Readex Pro Light"/>
-                <w:color w:val="000000" w:themeColor="text1"/>
-                <w:sz w:val="14"/>
-                <w:szCs w:val="14"/>
-              </w:rPr>
-            </w:pPr>
-            <w:r>
-              <w:rPr>
-                <w:rFonts w:ascii="Readex Pro Light" w:hAnsi="Readex Pro Light" w:cs="Readex Pro Light"/>
+                <w:rFonts w:ascii="Tahoma" w:hAnsi="Tahoma" w:cs="Tahoma"/>
+                <w:color w:val="000000" w:themeColor="text1"/>
+                <w:sz w:val="14"/>
+                <w:szCs w:val="14"/>
+              </w:rPr>
+            </w:pPr>
+            <w:r>
+              <w:rPr>
+                <w:rFonts w:ascii="Tahoma" w:hAnsi="Tahoma" w:cs="Tahoma"/>
                 <w:sz w:val="14"/>
                 <w:szCs w:val="14"/>
               </w:rPr>
@@ -740,7 +740,7 @@
             </w:r>
             <w:r>
               <w:rPr>
-                <w:rFonts w:ascii="Readex Pro Light" w:hAnsi="Readex Pro Light" w:cs="Readex Pro Light"/>
+                <w:rFonts w:ascii="Tahoma" w:hAnsi="Tahoma" w:cs="Tahoma"/>
                 <w:b/>
                 <w:sz w:val="14"/>
                 <w:szCs w:val="14"/>
@@ -749,7 +749,7 @@
             </w:r>
             <w:r>
               <w:rPr>
-                <w:rFonts w:ascii="Readex Pro Light" w:hAnsi="Readex Pro Light" w:cs="Readex Pro Light"/>
+                <w:rFonts w:ascii="Tahoma" w:hAnsi="Tahoma" w:cs="Tahoma"/>
                 <w:sz w:val="14"/>
                 <w:szCs w:val="14"/>
               </w:rPr>
@@ -757,7 +757,7 @@
             </w:r>
             <w:r>
               <w:rPr>
-                <w:rFonts w:ascii="Readex Pro Light" w:hAnsi="Readex Pro Light" w:cs="Readex Pro Light"/>
+                <w:rFonts w:ascii="Tahoma" w:hAnsi="Tahoma" w:cs="Tahoma"/>
                 <w:b/>
                 <w:sz w:val="14"/>
                 <w:szCs w:val="14"/>
@@ -766,7 +766,7 @@
             </w:r>
             <w:r>
               <w:rPr>
-                <w:rFonts w:ascii="Readex Pro Light" w:hAnsi="Readex Pro Light" w:cs="Readex Pro Light"/>
+                <w:rFonts w:ascii="Tahoma" w:hAnsi="Tahoma" w:cs="Tahoma"/>
                 <w:sz w:val="14"/>
                 <w:szCs w:val="14"/>
               </w:rPr>
@@ -781,7 +781,7 @@
           <w:p>
             <w:pPr>
               <w:rPr>
-                <w:rFonts w:ascii="Cairo" w:hAnsi="Cairo" w:cs="Cairo"/>
+                <w:rFonts w:ascii="Tahoma" w:hAnsi="Tahoma" w:cs="Tahoma"/>
                 <w:color w:val="000000" w:themeColor="text1"/>
                 <w:sz w:val="14"/>
                 <w:szCs w:val="14"/>
@@ -798,15 +798,15 @@
           <w:p>
             <w:pPr>
               <w:rPr>
-                <w:rFonts w:ascii="Readex Pro Light" w:hAnsi="Readex Pro Light" w:cs="Readex Pro Light"/>
-                <w:color w:val="000000" w:themeColor="text1"/>
-                <w:sz w:val="14"/>
-                <w:szCs w:val="14"/>
-              </w:rPr>
-            </w:pPr>
-            <w:r>
-              <w:rPr>
-                <w:rFonts w:ascii="Readex Pro Light" w:hAnsi="Readex Pro Light" w:cs="Readex Pro Light"/>
+                <w:rFonts w:ascii="Tahoma" w:hAnsi="Tahoma" w:cs="Tahoma"/>
+                <w:color w:val="000000" w:themeColor="text1"/>
+                <w:sz w:val="14"/>
+                <w:szCs w:val="14"/>
+              </w:rPr>
+            </w:pPr>
+            <w:r>
+              <w:rPr>
+                <w:rFonts w:ascii="Tahoma" w:hAnsi="Tahoma" w:cs="Tahoma"/>
                 <w:color w:val="000000" w:themeColor="text1"/>
                 <w:sz w:val="14"/>
                 <w:szCs w:val="14"/>
@@ -824,15 +824,15 @@
           <w:p>
             <w:pPr>
               <w:rPr>
-                <w:rFonts w:ascii="Readex Pro Light" w:hAnsi="Readex Pro Light" w:cs="Readex Pro Light"/>
-                <w:color w:val="000000" w:themeColor="text1"/>
-                <w:sz w:val="14"/>
-                <w:szCs w:val="14"/>
-              </w:rPr>
-            </w:pPr>
-            <w:r>
-              <w:rPr>
-                <w:rFonts w:ascii="Readex Pro Light" w:hAnsi="Readex Pro Light" w:cs="Readex Pro Light"/>
+                <w:rFonts w:ascii="Tahoma" w:hAnsi="Tahoma" w:cs="Tahoma"/>
+                <w:color w:val="000000" w:themeColor="text1"/>
+                <w:sz w:val="14"/>
+                <w:szCs w:val="14"/>
+              </w:rPr>
+            </w:pPr>
+            <w:r>
+              <w:rPr>
+                <w:rFonts w:ascii="Tahoma" w:hAnsi="Tahoma" w:cs="Tahoma"/>
                 <w:sz w:val="14"/>
                 <w:szCs w:val="14"/>
               </w:rPr>
@@ -840,7 +840,7 @@
             </w:r>
             <w:r>
               <w:rPr>
-                <w:rFonts w:ascii="Readex Pro Light" w:hAnsi="Readex Pro Light" w:cs="Readex Pro Light"/>
+                <w:rFonts w:ascii="Tahoma" w:hAnsi="Tahoma" w:cs="Tahoma"/>
                 <w:b/>
                 <w:sz w:val="14"/>
                 <w:szCs w:val="14"/>
@@ -849,7 +849,7 @@
             </w:r>
             <w:r>
               <w:rPr>
-                <w:rFonts w:ascii="Readex Pro Light" w:hAnsi="Readex Pro Light" w:cs="Readex Pro Light"/>
+                <w:rFonts w:ascii="Tahoma" w:hAnsi="Tahoma" w:cs="Tahoma"/>
                 <w:sz w:val="14"/>
                 <w:szCs w:val="14"/>
               </w:rPr>
@@ -864,7 +864,7 @@
           <w:p>
             <w:pPr>
               <w:rPr>
-                <w:rFonts w:ascii="Cairo" w:hAnsi="Cairo" w:cs="Cairo"/>
+                <w:rFonts w:ascii="Tahoma" w:hAnsi="Tahoma" w:cs="Tahoma"/>
                 <w:color w:val="000000" w:themeColor="text1"/>
                 <w:sz w:val="14"/>
                 <w:szCs w:val="14"/>
@@ -881,15 +881,15 @@
           <w:p>
             <w:pPr>
               <w:rPr>
-                <w:rFonts w:ascii="Readex Pro Light" w:hAnsi="Readex Pro Light" w:cs="Readex Pro Light"/>
-                <w:color w:val="000000" w:themeColor="text1"/>
-                <w:sz w:val="14"/>
-                <w:szCs w:val="14"/>
-              </w:rPr>
-            </w:pPr>
-            <w:r>
-              <w:rPr>
-                <w:rFonts w:ascii="Readex Pro Light" w:hAnsi="Readex Pro Light" w:cs="Readex Pro Light"/>
+                <w:rFonts w:ascii="Tahoma" w:hAnsi="Tahoma" w:cs="Tahoma"/>
+                <w:color w:val="000000" w:themeColor="text1"/>
+                <w:sz w:val="14"/>
+                <w:szCs w:val="14"/>
+              </w:rPr>
+            </w:pPr>
+            <w:r>
+              <w:rPr>
+                <w:rFonts w:ascii="Tahoma" w:hAnsi="Tahoma" w:cs="Tahoma"/>
                 <w:color w:val="000000" w:themeColor="text1"/>
                 <w:sz w:val="14"/>
                 <w:szCs w:val="14"/>
@@ -907,15 +907,15 @@
           <w:p>
             <w:pPr>
               <w:rPr>
-                <w:rFonts w:ascii="Readex Pro Light" w:hAnsi="Readex Pro Light" w:cs="Readex Pro Light"/>
-                <w:color w:val="000000" w:themeColor="text1"/>
-                <w:sz w:val="14"/>
-                <w:szCs w:val="14"/>
-              </w:rPr>
-            </w:pPr>
-            <w:r>
-              <w:rPr>
-                <w:rFonts w:ascii="Readex Pro Light" w:hAnsi="Readex Pro Light" w:cs="Readex Pro Light"/>
+                <w:rFonts w:ascii="Tahoma" w:hAnsi="Tahoma" w:cs="Tahoma"/>
+                <w:color w:val="000000" w:themeColor="text1"/>
+                <w:sz w:val="14"/>
+                <w:szCs w:val="14"/>
+              </w:rPr>
+            </w:pPr>
+            <w:r>
+              <w:rPr>
+                <w:rFonts w:ascii="Tahoma" w:hAnsi="Tahoma" w:cs="Tahoma"/>
                 <w:sz w:val="14"/>
                 <w:szCs w:val="14"/>
               </w:rPr>
@@ -923,7 +923,7 @@
             </w:r>
             <w:r>
               <w:rPr>
-                <w:rFonts w:ascii="Readex Pro Light" w:hAnsi="Readex Pro Light" w:cs="Readex Pro Light"/>
+                <w:rFonts w:ascii="Tahoma" w:hAnsi="Tahoma" w:cs="Tahoma"/>
                 <w:b/>
                 <w:sz w:val="14"/>
                 <w:szCs w:val="14"/>
@@ -932,7 +932,7 @@
             </w:r>
             <w:r>
               <w:rPr>
-                <w:rFonts w:ascii="Readex Pro Light" w:hAnsi="Readex Pro Light" w:cs="Readex Pro Light"/>
+                <w:rFonts w:ascii="Tahoma" w:hAnsi="Tahoma" w:cs="Tahoma"/>
                 <w:sz w:val="14"/>
                 <w:szCs w:val="14"/>
               </w:rPr>
@@ -947,7 +947,7 @@
           <w:p>
             <w:pPr>
               <w:rPr>
-                <w:rFonts w:ascii="Cairo" w:hAnsi="Cairo" w:cs="Cairo"/>
+                <w:rFonts w:ascii="Tahoma" w:hAnsi="Tahoma" w:cs="Tahoma"/>
                 <w:color w:val="000000" w:themeColor="text1"/>
                 <w:sz w:val="14"/>
                 <w:szCs w:val="14"/>
@@ -964,15 +964,15 @@
           <w:p>
             <w:pPr>
               <w:rPr>
-                <w:rFonts w:ascii="Readex Pro Light" w:hAnsi="Readex Pro Light" w:cs="Readex Pro Light"/>
-                <w:color w:val="000000" w:themeColor="text1"/>
-                <w:sz w:val="14"/>
-                <w:szCs w:val="14"/>
-              </w:rPr>
-            </w:pPr>
-            <w:r>
-              <w:rPr>
-                <w:rFonts w:ascii="Readex Pro Light" w:hAnsi="Readex Pro Light" w:cs="Readex Pro Light"/>
+                <w:rFonts w:ascii="Tahoma" w:hAnsi="Tahoma" w:cs="Tahoma"/>
+                <w:color w:val="000000" w:themeColor="text1"/>
+                <w:sz w:val="14"/>
+                <w:szCs w:val="14"/>
+              </w:rPr>
+            </w:pPr>
+            <w:r>
+              <w:rPr>
+                <w:rFonts w:ascii="Tahoma" w:hAnsi="Tahoma" w:cs="Tahoma"/>
                 <w:color w:val="000000" w:themeColor="text1"/>
                 <w:sz w:val="14"/>
                 <w:szCs w:val="14"/>
@@ -990,15 +990,15 @@
           <w:p>
             <w:pPr>
               <w:rPr>
-                <w:rFonts w:ascii="Readex Pro Light" w:hAnsi="Readex Pro Light" w:cs="Readex Pro Light"/>
-                <w:color w:val="000000" w:themeColor="text1"/>
-                <w:sz w:val="14"/>
-                <w:szCs w:val="14"/>
-              </w:rPr>
-            </w:pPr>
-            <w:r>
-              <w:rPr>
-                <w:rFonts w:ascii="Readex Pro Light" w:hAnsi="Readex Pro Light" w:cs="Readex Pro Light"/>
+                <w:rFonts w:ascii="Tahoma" w:hAnsi="Tahoma" w:cs="Tahoma"/>
+                <w:color w:val="000000" w:themeColor="text1"/>
+                <w:sz w:val="14"/>
+                <w:szCs w:val="14"/>
+              </w:rPr>
+            </w:pPr>
+            <w:r>
+              <w:rPr>
+                <w:rFonts w:ascii="Tahoma" w:hAnsi="Tahoma" w:cs="Tahoma"/>
                 <w:sz w:val="14"/>
                 <w:szCs w:val="14"/>
               </w:rPr>
@@ -1006,7 +1006,7 @@
             </w:r>
             <w:r>
               <w:rPr>
-                <w:rFonts w:ascii="Readex Pro Light" w:hAnsi="Readex Pro Light" w:cs="Readex Pro Light"/>
+                <w:rFonts w:ascii="Tahoma" w:hAnsi="Tahoma" w:cs="Tahoma"/>
                 <w:b/>
                 <w:sz w:val="14"/>
                 <w:szCs w:val="14"/>
@@ -1015,7 +1015,7 @@
             </w:r>
             <w:r>
               <w:rPr>
-                <w:rFonts w:ascii="Readex Pro Light" w:hAnsi="Readex Pro Light" w:cs="Readex Pro Light"/>
+                <w:rFonts w:ascii="Tahoma" w:hAnsi="Tahoma" w:cs="Tahoma"/>
                 <w:sz w:val="14"/>
                 <w:szCs w:val="14"/>
               </w:rPr>
@@ -1030,7 +1030,7 @@
           <w:p>
             <w:pPr>
               <w:rPr>
-                <w:rFonts w:ascii="Cairo" w:hAnsi="Cairo" w:cs="Cairo"/>
+                <w:rFonts w:ascii="Tahoma" w:hAnsi="Tahoma" w:cs="Tahoma"/>
                 <w:color w:val="000000" w:themeColor="text1"/>
                 <w:sz w:val="14"/>
                 <w:szCs w:val="14"/>
@@ -1047,15 +1047,15 @@
           <w:p>
             <w:pPr>
               <w:rPr>
-                <w:rFonts w:ascii="Readex Pro Light" w:hAnsi="Readex Pro Light" w:cs="Readex Pro Light"/>
-                <w:color w:val="000000" w:themeColor="text1"/>
-                <w:sz w:val="14"/>
-                <w:szCs w:val="14"/>
-              </w:rPr>
-            </w:pPr>
-            <w:r>
-              <w:rPr>
-                <w:rFonts w:ascii="Readex Pro Light" w:hAnsi="Readex Pro Light" w:cs="Readex Pro Light"/>
+                <w:rFonts w:ascii="Tahoma" w:hAnsi="Tahoma" w:cs="Tahoma"/>
+                <w:color w:val="000000" w:themeColor="text1"/>
+                <w:sz w:val="14"/>
+                <w:szCs w:val="14"/>
+              </w:rPr>
+            </w:pPr>
+            <w:r>
+              <w:rPr>
+                <w:rFonts w:ascii="Tahoma" w:hAnsi="Tahoma" w:cs="Tahoma"/>
                 <w:color w:val="000000" w:themeColor="text1"/>
                 <w:sz w:val="14"/>
                 <w:szCs w:val="14"/>
@@ -1073,15 +1073,15 @@
           <w:p>
             <w:pPr>
               <w:rPr>
-                <w:rFonts w:ascii="Readex Pro Light" w:hAnsi="Readex Pro Light" w:cs="Readex Pro Light"/>
-                <w:color w:val="000000" w:themeColor="text1"/>
-                <w:sz w:val="14"/>
-                <w:szCs w:val="14"/>
-              </w:rPr>
-            </w:pPr>
-            <w:r>
-              <w:rPr>
-                <w:rFonts w:ascii="Readex Pro Light" w:hAnsi="Readex Pro Light" w:cs="Readex Pro Light"/>
+                <w:rFonts w:ascii="Tahoma" w:hAnsi="Tahoma" w:cs="Tahoma"/>
+                <w:color w:val="000000" w:themeColor="text1"/>
+                <w:sz w:val="14"/>
+                <w:szCs w:val="14"/>
+              </w:rPr>
+            </w:pPr>
+            <w:r>
+              <w:rPr>
+                <w:rFonts w:ascii="Tahoma" w:hAnsi="Tahoma" w:cs="Tahoma"/>
                 <w:sz w:val="14"/>
                 <w:szCs w:val="14"/>
               </w:rPr>
@@ -1089,7 +1089,7 @@
             </w:r>
             <w:r>
               <w:rPr>
-                <w:rFonts w:ascii="Readex Pro Light" w:hAnsi="Readex Pro Light" w:cs="Readex Pro Light"/>
+                <w:rFonts w:ascii="Tahoma" w:hAnsi="Tahoma" w:cs="Tahoma"/>
                 <w:b/>
                 <w:sz w:val="14"/>
                 <w:szCs w:val="14"/>
@@ -1098,7 +1098,7 @@
             </w:r>
             <w:r>
               <w:rPr>
-                <w:rFonts w:ascii="Readex Pro Light" w:hAnsi="Readex Pro Light" w:cs="Readex Pro Light"/>
+                <w:rFonts w:ascii="Tahoma" w:hAnsi="Tahoma" w:cs="Tahoma"/>
                 <w:b/>
                 <w:sz w:val="14"/>
                 <w:szCs w:val="14"/>
@@ -1108,7 +1108,7 @@
             </w:r>
             <w:r>
               <w:rPr>
-                <w:rFonts w:ascii="Readex Pro Light" w:hAnsi="Readex Pro Light" w:cs="Readex Pro Light"/>
+                <w:rFonts w:ascii="Tahoma" w:hAnsi="Tahoma" w:cs="Tahoma"/>
                 <w:b/>
                 <w:sz w:val="14"/>
                 <w:szCs w:val="14"/>
@@ -1117,7 +1117,7 @@
             </w:r>
             <w:r>
               <w:rPr>
-                <w:rFonts w:ascii="Readex Pro Light" w:hAnsi="Readex Pro Light" w:cs="Readex Pro Light"/>
+                <w:rFonts w:ascii="Tahoma" w:hAnsi="Tahoma" w:cs="Tahoma"/>
                 <w:sz w:val="14"/>
                 <w:szCs w:val="14"/>
               </w:rPr>
@@ -1132,7 +1132,7 @@
           <w:p>
             <w:pPr>
               <w:rPr>
-                <w:rFonts w:ascii="Cairo" w:hAnsi="Cairo" w:cs="Cairo"/>
+                <w:rFonts w:ascii="Tahoma" w:hAnsi="Tahoma" w:cs="Tahoma"/>
                 <w:color w:val="000000" w:themeColor="text1"/>
                 <w:sz w:val="14"/>
                 <w:szCs w:val="14"/>
@@ -1149,15 +1149,15 @@
           <w:p>
             <w:pPr>
               <w:rPr>
-                <w:rFonts w:ascii="Readex Pro Light" w:hAnsi="Readex Pro Light" w:cs="Readex Pro Light"/>
-                <w:color w:val="000000" w:themeColor="text1"/>
-                <w:sz w:val="14"/>
-                <w:szCs w:val="14"/>
-              </w:rPr>
-            </w:pPr>
-            <w:r>
-              <w:rPr>
-                <w:rFonts w:ascii="Readex Pro Light" w:hAnsi="Readex Pro Light" w:cs="Readex Pro Light"/>
+                <w:rFonts w:ascii="Tahoma" w:hAnsi="Tahoma" w:cs="Tahoma"/>
+                <w:color w:val="000000" w:themeColor="text1"/>
+                <w:sz w:val="14"/>
+                <w:szCs w:val="14"/>
+              </w:rPr>
+            </w:pPr>
+            <w:r>
+              <w:rPr>
+                <w:rFonts w:ascii="Tahoma" w:hAnsi="Tahoma" w:cs="Tahoma"/>
                 <w:color w:val="000000" w:themeColor="text1"/>
                 <w:sz w:val="14"/>
                 <w:szCs w:val="14"/>
@@ -1175,15 +1175,15 @@
           <w:p>
             <w:pPr>
               <w:rPr>
-                <w:rFonts w:ascii="Readex Pro Light" w:hAnsi="Readex Pro Light" w:cs="Readex Pro Light"/>
-                <w:color w:val="000000" w:themeColor="text1"/>
-                <w:sz w:val="14"/>
-                <w:szCs w:val="14"/>
-              </w:rPr>
-            </w:pPr>
-            <w:r>
-              <w:rPr>
-                <w:rFonts w:ascii="Readex Pro Light" w:hAnsi="Readex Pro Light" w:cs="Readex Pro Light"/>
+                <w:rFonts w:ascii="Tahoma" w:hAnsi="Tahoma" w:cs="Tahoma"/>
+                <w:color w:val="000000" w:themeColor="text1"/>
+                <w:sz w:val="14"/>
+                <w:szCs w:val="14"/>
+              </w:rPr>
+            </w:pPr>
+            <w:r>
+              <w:rPr>
+                <w:rFonts w:ascii="Tahoma" w:hAnsi="Tahoma" w:cs="Tahoma"/>
                 <w:sz w:val="14"/>
                 <w:szCs w:val="14"/>
               </w:rPr>
@@ -1191,7 +1191,7 @@
             </w:r>
             <w:r>
               <w:rPr>
-                <w:rFonts w:ascii="Readex Pro Light" w:hAnsi="Readex Pro Light" w:cs="Readex Pro Light"/>
+                <w:rFonts w:ascii="Tahoma" w:hAnsi="Tahoma" w:cs="Tahoma"/>
                 <w:b/>
                 <w:sz w:val="14"/>
                 <w:szCs w:val="14"/>
@@ -1200,7 +1200,7 @@
             </w:r>
             <w:r>
               <w:rPr>
-                <w:rFonts w:ascii="Readex Pro Light" w:hAnsi="Readex Pro Light" w:cs="Readex Pro Light"/>
+                <w:rFonts w:ascii="Tahoma" w:hAnsi="Tahoma" w:cs="Tahoma"/>
                 <w:sz w:val="14"/>
                 <w:szCs w:val="14"/>
               </w:rPr>
@@ -1215,7 +1215,7 @@
           <w:p>
             <w:pPr>
               <w:rPr>
-                <w:rFonts w:ascii="Cairo" w:hAnsi="Cairo" w:cs="Cairo"/>
+                <w:rFonts w:ascii="Tahoma" w:hAnsi="Tahoma" w:cs="Tahoma"/>
                 <w:color w:val="000000" w:themeColor="text1"/>
                 <w:sz w:val="14"/>
                 <w:szCs w:val="14"/>
@@ -1232,15 +1232,15 @@
           <w:p>
             <w:pPr>
               <w:rPr>
-                <w:rFonts w:ascii="Readex Pro Light" w:hAnsi="Readex Pro Light" w:cs="Readex Pro Light"/>
-                <w:color w:val="000000" w:themeColor="text1"/>
-                <w:sz w:val="14"/>
-                <w:szCs w:val="14"/>
-              </w:rPr>
-            </w:pPr>
-            <w:r>
-              <w:rPr>
-                <w:rFonts w:ascii="Readex Pro Light" w:hAnsi="Readex Pro Light" w:cs="Readex Pro Light"/>
+                <w:rFonts w:ascii="Tahoma" w:hAnsi="Tahoma" w:cs="Tahoma"/>
+                <w:color w:val="000000" w:themeColor="text1"/>
+                <w:sz w:val="14"/>
+                <w:szCs w:val="14"/>
+              </w:rPr>
+            </w:pPr>
+            <w:r>
+              <w:rPr>
+                <w:rFonts w:ascii="Tahoma" w:hAnsi="Tahoma" w:cs="Tahoma"/>
                 <w:color w:val="000000" w:themeColor="text1"/>
                 <w:sz w:val="14"/>
                 <w:szCs w:val="14"/>
@@ -1258,15 +1258,15 @@
           <w:p>
             <w:pPr>
               <w:rPr>
-                <w:rFonts w:ascii="Readex Pro Light" w:hAnsi="Readex Pro Light" w:cs="Readex Pro Light"/>
-                <w:color w:val="000000" w:themeColor="text1"/>
-                <w:sz w:val="14"/>
-                <w:szCs w:val="14"/>
-              </w:rPr>
-            </w:pPr>
-            <w:r>
-              <w:rPr>
-                <w:rFonts w:ascii="Readex Pro Light" w:hAnsi="Readex Pro Light" w:cs="Readex Pro Light"/>
+                <w:rFonts w:ascii="Tahoma" w:hAnsi="Tahoma" w:cs="Tahoma"/>
+                <w:color w:val="000000" w:themeColor="text1"/>
+                <w:sz w:val="14"/>
+                <w:szCs w:val="14"/>
+              </w:rPr>
+            </w:pPr>
+            <w:r>
+              <w:rPr>
+                <w:rFonts w:ascii="Tahoma" w:hAnsi="Tahoma" w:cs="Tahoma"/>
                 <w:sz w:val="14"/>
                 <w:szCs w:val="14"/>
               </w:rPr>
@@ -1274,7 +1274,7 @@
             </w:r>
             <w:r>
               <w:rPr>
-                <w:rFonts w:ascii="Readex Pro Light" w:hAnsi="Readex Pro Light" w:cs="Readex Pro Light"/>
+                <w:rFonts w:ascii="Tahoma" w:hAnsi="Tahoma" w:cs="Tahoma"/>
                 <w:b/>
                 <w:sz w:val="14"/>
                 <w:szCs w:val="14"/>
@@ -1283,7 +1283,7 @@
             </w:r>
             <w:r>
               <w:rPr>
-                <w:rFonts w:ascii="Readex Pro Light" w:hAnsi="Readex Pro Light" w:cs="Readex Pro Light"/>
+                <w:rFonts w:ascii="Tahoma" w:hAnsi="Tahoma" w:cs="Tahoma"/>
                 <w:sz w:val="14"/>
                 <w:szCs w:val="14"/>
               </w:rPr>
@@ -1298,7 +1298,7 @@
           <w:p>
             <w:pPr>
               <w:rPr>
-                <w:rFonts w:ascii="Cairo" w:hAnsi="Cairo" w:cs="Cairo"/>
+                <w:rFonts w:ascii="Tahoma" w:hAnsi="Tahoma" w:cs="Tahoma"/>
                 <w:color w:val="000000" w:themeColor="text1"/>
                 <w:sz w:val="14"/>
                 <w:szCs w:val="14"/>
@@ -1315,15 +1315,15 @@
           <w:p>
             <w:pPr>
               <w:rPr>
-                <w:rFonts w:ascii="Readex Pro Light" w:hAnsi="Readex Pro Light" w:cs="Readex Pro Light"/>
-                <w:color w:val="000000" w:themeColor="text1"/>
-                <w:sz w:val="14"/>
-                <w:szCs w:val="14"/>
-              </w:rPr>
-            </w:pPr>
-            <w:r>
-              <w:rPr>
-                <w:rFonts w:ascii="Readex Pro Light" w:hAnsi="Readex Pro Light" w:cs="Readex Pro Light"/>
+                <w:rFonts w:ascii="Tahoma" w:hAnsi="Tahoma" w:cs="Tahoma"/>
+                <w:color w:val="000000" w:themeColor="text1"/>
+                <w:sz w:val="14"/>
+                <w:szCs w:val="14"/>
+              </w:rPr>
+            </w:pPr>
+            <w:r>
+              <w:rPr>
+                <w:rFonts w:ascii="Tahoma" w:hAnsi="Tahoma" w:cs="Tahoma"/>
                 <w:color w:val="000000" w:themeColor="text1"/>
                 <w:sz w:val="14"/>
                 <w:szCs w:val="14"/>
@@ -1341,15 +1341,15 @@
           <w:p>
             <w:pPr>
               <w:rPr>
-                <w:rFonts w:ascii="Readex Pro Light" w:hAnsi="Readex Pro Light" w:cs="Readex Pro Light"/>
-                <w:color w:val="000000" w:themeColor="text1"/>
-                <w:sz w:val="14"/>
-                <w:szCs w:val="14"/>
-              </w:rPr>
-            </w:pPr>
-            <w:r>
-              <w:rPr>
-                <w:rFonts w:ascii="Readex Pro Light" w:hAnsi="Readex Pro Light" w:cs="Readex Pro Light"/>
+                <w:rFonts w:ascii="Tahoma" w:hAnsi="Tahoma" w:cs="Tahoma"/>
+                <w:color w:val="000000" w:themeColor="text1"/>
+                <w:sz w:val="14"/>
+                <w:szCs w:val="14"/>
+              </w:rPr>
+            </w:pPr>
+            <w:r>
+              <w:rPr>
+                <w:rFonts w:ascii="Tahoma" w:hAnsi="Tahoma" w:cs="Tahoma"/>
                 <w:sz w:val="14"/>
                 <w:szCs w:val="14"/>
               </w:rPr>
@@ -1357,7 +1357,7 @@
             </w:r>
             <w:r>
               <w:rPr>
-                <w:rFonts w:ascii="Readex Pro Light" w:hAnsi="Readex Pro Light" w:cs="Readex Pro Light"/>
+                <w:rFonts w:ascii="Tahoma" w:hAnsi="Tahoma" w:cs="Tahoma"/>
                 <w:b/>
                 <w:sz w:val="14"/>
                 <w:szCs w:val="14"/>
@@ -1366,7 +1366,7 @@
             </w:r>
             <w:r>
               <w:rPr>
-                <w:rFonts w:ascii="Readex Pro Light" w:hAnsi="Readex Pro Light" w:cs="Readex Pro Light"/>
+                <w:rFonts w:ascii="Tahoma" w:hAnsi="Tahoma" w:cs="Tahoma"/>
                 <w:sz w:val="14"/>
                 <w:szCs w:val="14"/>
               </w:rPr>
@@ -1374,7 +1374,7 @@
             </w:r>
             <w:r>
               <w:rPr>
-                <w:rFonts w:ascii="Readex Pro Light" w:hAnsi="Readex Pro Light" w:cs="Readex Pro Light"/>
+                <w:rFonts w:ascii="Tahoma" w:hAnsi="Tahoma" w:cs="Tahoma"/>
                 <w:b/>
                 <w:sz w:val="14"/>
                 <w:szCs w:val="14"/>
@@ -1383,7 +1383,7 @@
             </w:r>
             <w:r>
               <w:rPr>
-                <w:rFonts w:ascii="Readex Pro Light" w:hAnsi="Readex Pro Light" w:cs="Readex Pro Light"/>
+                <w:rFonts w:ascii="Tahoma" w:hAnsi="Tahoma" w:cs="Tahoma"/>
                 <w:sz w:val="14"/>
                 <w:szCs w:val="14"/>
               </w:rPr>
@@ -1398,7 +1398,7 @@
           <w:p>
             <w:pPr>
               <w:rPr>
-                <w:rFonts w:ascii="Cairo" w:hAnsi="Cairo" w:cs="Cairo"/>
+                <w:rFonts w:ascii="Tahoma" w:hAnsi="Tahoma" w:cs="Tahoma"/>
                 <w:color w:val="000000" w:themeColor="text1"/>
                 <w:sz w:val="14"/>
                 <w:szCs w:val="14"/>
@@ -1415,15 +1415,15 @@
           <w:p>
             <w:pPr>
               <w:rPr>
-                <w:rFonts w:ascii="Readex Pro Light" w:hAnsi="Readex Pro Light" w:cs="Readex Pro Light"/>
-                <w:color w:val="000000" w:themeColor="text1"/>
-                <w:sz w:val="14"/>
-                <w:szCs w:val="14"/>
-              </w:rPr>
-            </w:pPr>
-            <w:r>
-              <w:rPr>
-                <w:rFonts w:ascii="Readex Pro Light" w:hAnsi="Readex Pro Light" w:cs="Readex Pro Light"/>
+                <w:rFonts w:ascii="Tahoma" w:hAnsi="Tahoma" w:cs="Tahoma"/>
+                <w:color w:val="000000" w:themeColor="text1"/>
+                <w:sz w:val="14"/>
+                <w:szCs w:val="14"/>
+              </w:rPr>
+            </w:pPr>
+            <w:r>
+              <w:rPr>
+                <w:rFonts w:ascii="Tahoma" w:hAnsi="Tahoma" w:cs="Tahoma"/>
                 <w:color w:val="000000" w:themeColor="text1"/>
                 <w:sz w:val="14"/>
                 <w:szCs w:val="14"/>
@@ -1441,14 +1441,14 @@
           <w:p>
             <w:pPr>
               <w:rPr>
-                <w:rFonts w:ascii="Readex Pro Light" w:hAnsi="Readex Pro Light" w:cs="Readex Pro Light"/>
-                <w:sz w:val="14"/>
-                <w:szCs w:val="14"/>
-              </w:rPr>
-            </w:pPr>
-            <w:r>
-              <w:rPr>
-                <w:rFonts w:ascii="Readex Pro Light" w:hAnsi="Readex Pro Light" w:cs="Readex Pro Light"/>
+                <w:rFonts w:ascii="Tahoma" w:hAnsi="Tahoma" w:cs="Tahoma"/>
+                <w:sz w:val="14"/>
+                <w:szCs w:val="14"/>
+              </w:rPr>
+            </w:pPr>
+            <w:r>
+              <w:rPr>
+                <w:rFonts w:ascii="Tahoma" w:hAnsi="Tahoma" w:cs="Tahoma"/>
                 <w:sz w:val="14"/>
                 <w:szCs w:val="14"/>
               </w:rPr>
@@ -1456,7 +1456,7 @@
             </w:r>
             <w:r>
               <w:rPr>
-                <w:rFonts w:ascii="Readex Pro Light" w:hAnsi="Readex Pro Light" w:cs="Readex Pro Light"/>
+                <w:rFonts w:ascii="Tahoma" w:hAnsi="Tahoma" w:cs="Tahoma"/>
                 <w:b/>
                 <w:bCs/>
                 <w:sz w:val="14"/>
@@ -1466,7 +1466,7 @@
             </w:r>
             <w:r>
               <w:rPr>
-                <w:rFonts w:ascii="Readex Pro Light" w:hAnsi="Readex Pro Light" w:cs="Readex Pro Light"/>
+                <w:rFonts w:ascii="Tahoma" w:hAnsi="Tahoma" w:cs="Tahoma"/>
                 <w:sz w:val="14"/>
                 <w:szCs w:val="14"/>
               </w:rPr>
@@ -1481,7 +1481,7 @@
           <w:p>
             <w:pPr>
               <w:rPr>
-                <w:rFonts w:ascii="Cairo" w:hAnsi="Cairo" w:cs="Cairo"/>
+                <w:rFonts w:ascii="Tahoma" w:hAnsi="Tahoma" w:cs="Tahoma"/>
                 <w:color w:val="000000" w:themeColor="text1"/>
                 <w:sz w:val="14"/>
                 <w:szCs w:val="14"/>
@@ -1500,7 +1500,7 @@
           <w:p>
             <w:pPr>
               <w:rPr>
-                <w:rFonts w:ascii="Readex Pro Medium" w:hAnsi="Readex Pro Medium" w:cs="Readex Pro Medium"/>
+                <w:rFonts w:ascii="Tahoma" w:hAnsi="Tahoma" w:cs="Tahoma"/>
                 <w:b/>
                 <w:bCs/>
                 <w:color w:val="000000" w:themeColor="text1"/>
@@ -1510,7 +1510,7 @@
             </w:pPr>
             <w:r>
               <w:rPr>
-                <w:rFonts w:ascii="Readex Pro Medium" w:hAnsi="Readex Pro Medium" w:cs="Readex Pro Medium"/>
+                <w:rFonts w:ascii="Tahoma" w:hAnsi="Tahoma" w:cs="Tahoma"/>
                 <w:b/>
                 <w:bCs/>
                 <w:color w:val="FFFFFF" w:themeColor="background1"/>
@@ -1531,15 +1531,15 @@
           <w:p>
             <w:pPr>
               <w:rPr>
-                <w:rFonts w:ascii="Readex Pro Medium" w:hAnsi="Readex Pro Medium" w:cs="Readex Pro Medium"/>
-                <w:color w:val="000000" w:themeColor="text1"/>
-                <w:sz w:val="14"/>
-                <w:szCs w:val="14"/>
-              </w:rPr>
-            </w:pPr>
-            <w:r>
-              <w:rPr>
-                <w:rFonts w:ascii="Readex Pro Medium" w:hAnsi="Readex Pro Medium" w:cs="Readex Pro Medium"/>
+                <w:rFonts w:ascii="Tahoma" w:hAnsi="Tahoma" w:cs="Tahoma"/>
+                <w:color w:val="000000" w:themeColor="text1"/>
+                <w:sz w:val="14"/>
+                <w:szCs w:val="14"/>
+              </w:rPr>
+            </w:pPr>
+            <w:r>
+              <w:rPr>
+                <w:rFonts w:ascii="Tahoma" w:hAnsi="Tahoma" w:cs="Tahoma"/>
                 <w:color w:val="000000" w:themeColor="text1"/>
                 <w:sz w:val="14"/>
                 <w:szCs w:val="14"/>
@@ -1557,15 +1557,15 @@
           <w:p>
             <w:pPr>
               <w:rPr>
-                <w:rFonts w:ascii="Readex Pro Medium" w:hAnsi="Readex Pro Medium" w:cs="Readex Pro Medium"/>
-                <w:color w:val="000000" w:themeColor="text1"/>
-                <w:sz w:val="14"/>
-                <w:szCs w:val="14"/>
-              </w:rPr>
-            </w:pPr>
-            <w:r>
-              <w:rPr>
-                <w:rFonts w:ascii="Readex Pro Medium" w:hAnsi="Readex Pro Medium" w:cs="Readex Pro Medium"/>
+                <w:rFonts w:ascii="Tahoma" w:hAnsi="Tahoma" w:cs="Tahoma"/>
+                <w:color w:val="000000" w:themeColor="text1"/>
+                <w:sz w:val="14"/>
+                <w:szCs w:val="14"/>
+              </w:rPr>
+            </w:pPr>
+            <w:r>
+              <w:rPr>
+                <w:rFonts w:ascii="Tahoma" w:hAnsi="Tahoma" w:cs="Tahoma"/>
                 <w:color w:val="000000" w:themeColor="text1"/>
                 <w:sz w:val="14"/>
                 <w:szCs w:val="14"/>
@@ -1584,15 +1584,15 @@
           <w:p>
             <w:pPr>
               <w:rPr>
-                <w:rFonts w:ascii="Readex Pro Medium" w:hAnsi="Readex Pro Medium" w:cs="Readex Pro Medium"/>
-                <w:color w:val="000000" w:themeColor="text1"/>
-                <w:sz w:val="14"/>
-                <w:szCs w:val="14"/>
-              </w:rPr>
-            </w:pPr>
-            <w:r>
-              <w:rPr>
-                <w:rFonts w:ascii="Readex Pro Medium" w:hAnsi="Readex Pro Medium" w:cs="Readex Pro Medium"/>
+                <w:rFonts w:ascii="Tahoma" w:hAnsi="Tahoma" w:cs="Tahoma"/>
+                <w:color w:val="000000" w:themeColor="text1"/>
+                <w:sz w:val="14"/>
+                <w:szCs w:val="14"/>
+              </w:rPr>
+            </w:pPr>
+            <w:r>
+              <w:rPr>
+                <w:rFonts w:ascii="Tahoma" w:hAnsi="Tahoma" w:cs="Tahoma"/>
                 <w:color w:val="000000" w:themeColor="text1"/>
                 <w:sz w:val="14"/>
                 <w:szCs w:val="14"/>
@@ -1610,15 +1610,15 @@
           <w:p>
             <w:pPr>
               <w:rPr>
-                <w:rFonts w:ascii="Readex Pro Medium" w:hAnsi="Readex Pro Medium" w:cs="Readex Pro Medium"/>
-                <w:color w:val="000000" w:themeColor="text1"/>
-                <w:sz w:val="14"/>
-                <w:szCs w:val="14"/>
-              </w:rPr>
-            </w:pPr>
-            <w:r>
-              <w:rPr>
-                <w:rFonts w:ascii="Readex Pro Medium" w:hAnsi="Readex Pro Medium" w:cs="Readex Pro Medium"/>
+                <w:rFonts w:ascii="Tahoma" w:hAnsi="Tahoma" w:cs="Tahoma"/>
+                <w:color w:val="000000" w:themeColor="text1"/>
+                <w:sz w:val="14"/>
+                <w:szCs w:val="14"/>
+              </w:rPr>
+            </w:pPr>
+            <w:r>
+              <w:rPr>
+                <w:rFonts w:ascii="Tahoma" w:hAnsi="Tahoma" w:cs="Tahoma"/>
                 <w:color w:val="000000" w:themeColor="text1"/>
                 <w:sz w:val="14"/>
                 <w:szCs w:val="14"/>
@@ -1638,7 +1638,7 @@
           <w:p>
             <w:pPr>
               <w:rPr>
-                <w:rFonts w:ascii="Readex Pro Medium" w:hAnsi="Readex Pro Medium" w:cs="Readex Pro Medium"/>
+                <w:rFonts w:ascii="Tahoma" w:hAnsi="Tahoma" w:cs="Tahoma"/>
                 <w:b/>
                 <w:bCs/>
                 <w:color w:val="FFFFFF" w:themeColor="background1"/>
@@ -1648,7 +1648,7 @@
             </w:pPr>
             <w:r>
               <w:rPr>
-                <w:rFonts w:ascii="Readex Pro Medium" w:hAnsi="Readex Pro Medium" w:cs="Readex Pro Medium"/>
+                <w:rFonts w:ascii="Tahoma" w:hAnsi="Tahoma" w:cs="Tahoma"/>
                 <w:b/>
                 <w:bCs/>
                 <w:color w:val="FFFFFF" w:themeColor="background1"/>
@@ -1669,7 +1669,7 @@
           <w:p>
             <w:pPr>
               <w:rPr>
-                <w:rFonts w:ascii="Cairo" w:hAnsi="Cairo" w:cs="Cairo"/>
+                <w:rFonts w:ascii="Tahoma" w:hAnsi="Tahoma" w:cs="Tahoma"/>
                 <w:color w:val="000000" w:themeColor="text1"/>
                 <w:sz w:val="14"/>
                 <w:szCs w:val="14"/>
@@ -1687,7 +1687,7 @@
           <w:p>
             <w:pPr>
               <w:rPr>
-                <w:rFonts w:ascii="Cairo" w:hAnsi="Cairo" w:cs="Cairo"/>
+                <w:rFonts w:ascii="Tahoma" w:hAnsi="Tahoma" w:cs="Tahoma"/>
                 <w:color w:val="000000" w:themeColor="text1"/>
                 <w:sz w:val="14"/>
                 <w:szCs w:val="14"/>
@@ -1705,7 +1705,7 @@
           <w:p>
             <w:pPr>
               <w:rPr>
-                <w:rFonts w:ascii="Cairo" w:hAnsi="Cairo" w:cs="Cairo"/>
+                <w:rFonts w:ascii="Tahoma" w:hAnsi="Tahoma" w:cs="Tahoma"/>
                 <w:color w:val="000000" w:themeColor="text1"/>
                 <w:sz w:val="14"/>
                 <w:szCs w:val="14"/>
@@ -1723,7 +1723,7 @@
           <w:p>
             <w:pPr>
               <w:rPr>
-                <w:rFonts w:ascii="Cairo" w:hAnsi="Cairo" w:cs="Cairo"/>
+                <w:rFonts w:ascii="Tahoma" w:hAnsi="Tahoma" w:cs="Tahoma"/>
                 <w:color w:val="000000" w:themeColor="text1"/>
                 <w:sz w:val="14"/>
                 <w:szCs w:val="14"/>
@@ -1741,7 +1741,7 @@
           <w:p>
             <w:pPr>
               <w:rPr>
-                <w:rFonts w:ascii="Cairo" w:hAnsi="Cairo" w:cs="Cairo"/>
+                <w:rFonts w:ascii="Tahoma" w:hAnsi="Tahoma" w:cs="Tahoma"/>
                 <w:color w:val="000000" w:themeColor="text1"/>
                 <w:sz w:val="14"/>
                 <w:szCs w:val="14"/>
@@ -1903,14 +1903,14 @@
       <w:pStyle w:val="Header"/>
       <w:jc w:val="center"/>
       <w:rPr>
-        <w:rFonts w:ascii="Readex Pro Medium" w:hAnsi="Readex Pro Medium" w:cs="Readex Pro Medium"/>
+        <w:rFonts w:ascii="Tahoma" w:hAnsi="Tahoma" w:cs="Tahoma"/>
         <w:sz w:val="32"/>
         <w:szCs w:val="32"/>
       </w:rPr>
     </w:pPr>
     <w:r>
       <w:rPr>
-        <w:rFonts w:ascii="Readex Pro Medium" w:hAnsi="Readex Pro Medium" w:cs="Readex Pro Medium"/>
+        <w:rFonts w:ascii="Tahoma" w:hAnsi="Tahoma" w:cs="Tahoma"/>
         <w:noProof/>
         <w:sz w:val="32"/>
         <w:szCs w:val="32"/>
@@ -1944,7 +1944,7 @@
     </w:r>
     <w:r>
       <w:rPr>
-        <w:rFonts w:ascii="Readex Pro Medium" w:hAnsi="Readex Pro Medium" w:cs="Readex Pro Medium"/>
+        <w:rFonts w:ascii="Tahoma" w:hAnsi="Tahoma" w:cs="Tahoma"/>
         <w:noProof/>
         <w:sz w:val="32"/>
         <w:szCs w:val="32"/>
@@ -2007,7 +2007,7 @@
     </w:r>
     <w:r>
       <w:rPr>
-        <w:rFonts w:ascii="Readex Pro Medium" w:hAnsi="Readex Pro Medium" w:cs="Readex Pro Medium"/>
+        <w:rFonts w:ascii="Tahoma" w:hAnsi="Tahoma" w:cs="Tahoma"/>
         <w:sz w:val="32"/>
         <w:szCs w:val="32"/>
       </w:rPr>
@@ -2019,14 +2019,14 @@
       <w:pStyle w:val="Header"/>
       <w:jc w:val="center"/>
       <w:rPr>
-        <w:rFonts w:ascii="Readex Pro Medium" w:hAnsi="Readex Pro Medium" w:cs="Readex Pro Medium"/>
+        <w:rFonts w:ascii="Tahoma" w:hAnsi="Tahoma" w:cs="Tahoma"/>
         <w:sz w:val="32"/>
         <w:szCs w:val="32"/>
       </w:rPr>
     </w:pPr>
     <w:r>
       <w:rPr>
-        <w:rFonts w:ascii="Readex Pro Medium" w:hAnsi="Readex Pro Medium" w:cs="Readex Pro Medium"/>
+        <w:rFonts w:ascii="Tahoma" w:hAnsi="Tahoma" w:cs="Tahoma"/>
         <w:sz w:val="32"/>
         <w:szCs w:val="32"/>
       </w:rPr>
@@ -2180,7 +2180,7 @@
         <w:kern w:val="2"/>
         <w:sz w:val="24"/>
         <w:szCs w:val="24"/>
-        <w:lang w:val="en-US" w:eastAsia="en-US" w:bidi="ar-SA"/>
+        <w:lang w:val="en-US" w:eastAsia="Tahoma" w:bidi="ar-SA"/>
         <w14:ligatures w14:val="standardContextual"/>
       </w:rPr>
     </w:rPrDefault>
@@ -3229,7 +3229,7 @@
     </a:clrScheme>
     <a:fontScheme name="Office">
       <a:majorFont>
-        <a:latin typeface="Aptos Display" panose="02110004020202020204"/>
+        <a:latin typeface="Tahoma" panose="02110004020202020204"/>
         <a:ea typeface=""/>
         <a:cs typeface=""/>
         <a:font script="Jpan" typeface="游ゴシック Light"/>
@@ -3281,7 +3281,7 @@
         <a:font script="Tfng" typeface="Ebrima"/>
       </a:majorFont>
       <a:minorFont>
-        <a:latin typeface="Aptos" panose="02110004020202020204"/>
+        <a:latin typeface="Tahoma" panose="02110004020202020204"/>
         <a:ea typeface=""/>
         <a:cs typeface=""/>
         <a:font script="Jpan" typeface="游明朝"/>
